--- a/Команды Netlab.docx
+++ b/Команды Netlab.docx
@@ -5,8 +5,14 @@
     <w:p>
       <w:pPr>
         <w:pStyle w:val="2"/>
-      </w:pPr>
-      <w:r>
+        <w:rPr>
+          <w:color w:val="auto"/>
+        </w:rPr>
+      </w:pPr>
+      <w:r>
+        <w:rPr>
+          <w:color w:val="auto"/>
+        </w:rPr>
         <w:t>Создание инфраструктуры и топологии</w:t>
       </w:r>
     </w:p>
@@ -22,13 +28,99 @@
           <w:szCs w:val="24"/>
         </w:rPr>
       </w:pPr>
-      <w:r>
-        <w:rPr>
-          <w:rFonts w:ascii="Times New Roman" w:hAnsi="Times New Roman" w:cs="Times New Roman"/>
-          <w:sz w:val="24"/>
-          <w:szCs w:val="24"/>
-        </w:rPr>
-        <w:t>netlab init — Инициализация проекта. Создает файл конфигурации сети netlab.json в текущей директории. Можно просмотреть через стандартный cat netlab.json.</w:t>
+      <w:proofErr w:type="spellStart"/>
+      <w:r>
+        <w:rPr>
+          <w:rFonts w:ascii="Times New Roman" w:hAnsi="Times New Roman" w:cs="Times New Roman"/>
+          <w:sz w:val="24"/>
+          <w:szCs w:val="24"/>
+        </w:rPr>
+        <w:t>netlab</w:t>
+      </w:r>
+      <w:proofErr w:type="spellEnd"/>
+      <w:r>
+        <w:rPr>
+          <w:rFonts w:ascii="Times New Roman" w:hAnsi="Times New Roman" w:cs="Times New Roman"/>
+          <w:sz w:val="24"/>
+          <w:szCs w:val="24"/>
+        </w:rPr>
+        <w:t xml:space="preserve"> </w:t>
+      </w:r>
+      <w:proofErr w:type="spellStart"/>
+      <w:r>
+        <w:rPr>
+          <w:rFonts w:ascii="Times New Roman" w:hAnsi="Times New Roman" w:cs="Times New Roman"/>
+          <w:sz w:val="24"/>
+          <w:szCs w:val="24"/>
+        </w:rPr>
+        <w:t>init</w:t>
+      </w:r>
+      <w:proofErr w:type="spellEnd"/>
+      <w:r>
+        <w:rPr>
+          <w:rFonts w:ascii="Times New Roman" w:hAnsi="Times New Roman" w:cs="Times New Roman"/>
+          <w:sz w:val="24"/>
+          <w:szCs w:val="24"/>
+        </w:rPr>
+        <w:t xml:space="preserve"> — Инициализация проекта. Создает файл конфигурации сети </w:t>
+      </w:r>
+      <w:proofErr w:type="spellStart"/>
+      <w:proofErr w:type="gramStart"/>
+      <w:r>
+        <w:rPr>
+          <w:rFonts w:ascii="Times New Roman" w:hAnsi="Times New Roman" w:cs="Times New Roman"/>
+          <w:sz w:val="24"/>
+          <w:szCs w:val="24"/>
+        </w:rPr>
+        <w:t>netlab.json</w:t>
+      </w:r>
+      <w:proofErr w:type="spellEnd"/>
+      <w:proofErr w:type="gramEnd"/>
+      <w:r>
+        <w:rPr>
+          <w:rFonts w:ascii="Times New Roman" w:hAnsi="Times New Roman" w:cs="Times New Roman"/>
+          <w:sz w:val="24"/>
+          <w:szCs w:val="24"/>
+        </w:rPr>
+        <w:t xml:space="preserve"> в текущей директории. Можно просмотреть через стандартный </w:t>
+      </w:r>
+      <w:proofErr w:type="spellStart"/>
+      <w:r>
+        <w:rPr>
+          <w:rFonts w:ascii="Times New Roman" w:hAnsi="Times New Roman" w:cs="Times New Roman"/>
+          <w:sz w:val="24"/>
+          <w:szCs w:val="24"/>
+        </w:rPr>
+        <w:t>cat</w:t>
+      </w:r>
+      <w:proofErr w:type="spellEnd"/>
+      <w:r>
+        <w:rPr>
+          <w:rFonts w:ascii="Times New Roman" w:hAnsi="Times New Roman" w:cs="Times New Roman"/>
+          <w:sz w:val="24"/>
+          <w:szCs w:val="24"/>
+        </w:rPr>
+        <w:t xml:space="preserve"> </w:t>
+      </w:r>
+      <w:proofErr w:type="spellStart"/>
+      <w:proofErr w:type="gramStart"/>
+      <w:r>
+        <w:rPr>
+          <w:rFonts w:ascii="Times New Roman" w:hAnsi="Times New Roman" w:cs="Times New Roman"/>
+          <w:sz w:val="24"/>
+          <w:szCs w:val="24"/>
+        </w:rPr>
+        <w:t>netlab.json</w:t>
+      </w:r>
+      <w:proofErr w:type="spellEnd"/>
+      <w:proofErr w:type="gramEnd"/>
+      <w:r>
+        <w:rPr>
+          <w:rFonts w:ascii="Times New Roman" w:hAnsi="Times New Roman" w:cs="Times New Roman"/>
+          <w:sz w:val="24"/>
+          <w:szCs w:val="24"/>
+        </w:rPr>
+        <w:t>.</w:t>
       </w:r>
     </w:p>
     <w:p>
@@ -43,21 +135,59 @@
           <w:szCs w:val="24"/>
         </w:rPr>
       </w:pPr>
-      <w:r>
-        <w:rPr>
-          <w:rFonts w:ascii="Times New Roman" w:hAnsi="Times New Roman" w:cs="Times New Roman"/>
-          <w:sz w:val="24"/>
-          <w:szCs w:val="24"/>
-        </w:rPr>
-        <w:t>netlab add host [ИМЯ] — Добавление конечного узла (ПК, сервера или принтера). Автоматически выделяет ему один сетевой интерфейс eth0</w:t>
-      </w:r>
-      <w:r>
-        <w:rPr>
-          <w:rFonts w:ascii="Times New Roman" w:hAnsi="Times New Roman" w:cs="Times New Roman"/>
-          <w:sz w:val="24"/>
-          <w:szCs w:val="24"/>
-        </w:rPr>
-        <w:t>.</w:t>
+      <w:proofErr w:type="spellStart"/>
+      <w:r>
+        <w:rPr>
+          <w:rFonts w:ascii="Times New Roman" w:hAnsi="Times New Roman" w:cs="Times New Roman"/>
+          <w:sz w:val="24"/>
+          <w:szCs w:val="24"/>
+        </w:rPr>
+        <w:t>netlab</w:t>
+      </w:r>
+      <w:proofErr w:type="spellEnd"/>
+      <w:r>
+        <w:rPr>
+          <w:rFonts w:ascii="Times New Roman" w:hAnsi="Times New Roman" w:cs="Times New Roman"/>
+          <w:sz w:val="24"/>
+          <w:szCs w:val="24"/>
+        </w:rPr>
+        <w:t xml:space="preserve"> </w:t>
+      </w:r>
+      <w:proofErr w:type="spellStart"/>
+      <w:r>
+        <w:rPr>
+          <w:rFonts w:ascii="Times New Roman" w:hAnsi="Times New Roman" w:cs="Times New Roman"/>
+          <w:sz w:val="24"/>
+          <w:szCs w:val="24"/>
+        </w:rPr>
+        <w:t>add</w:t>
+      </w:r>
+      <w:proofErr w:type="spellEnd"/>
+      <w:r>
+        <w:rPr>
+          <w:rFonts w:ascii="Times New Roman" w:hAnsi="Times New Roman" w:cs="Times New Roman"/>
+          <w:sz w:val="24"/>
+          <w:szCs w:val="24"/>
+        </w:rPr>
+        <w:t xml:space="preserve"> </w:t>
+      </w:r>
+      <w:proofErr w:type="spellStart"/>
+      <w:r>
+        <w:rPr>
+          <w:rFonts w:ascii="Times New Roman" w:hAnsi="Times New Roman" w:cs="Times New Roman"/>
+          <w:sz w:val="24"/>
+          <w:szCs w:val="24"/>
+        </w:rPr>
+        <w:t>host</w:t>
+      </w:r>
+      <w:proofErr w:type="spellEnd"/>
+      <w:r>
+        <w:rPr>
+          <w:rFonts w:ascii="Times New Roman" w:hAnsi="Times New Roman" w:cs="Times New Roman"/>
+          <w:sz w:val="24"/>
+          <w:szCs w:val="24"/>
+        </w:rPr>
+        <w:t xml:space="preserve"> [ИМЯ] — Добавление конечного узла (ПК, сервера или принтера). Автоматически выделяет ему один сетевой интерфейс eth0.</w:t>
       </w:r>
     </w:p>
     <w:p>
@@ -72,13 +202,77 @@
           <w:szCs w:val="24"/>
         </w:rPr>
       </w:pPr>
-      <w:r>
-        <w:rPr>
-          <w:rFonts w:ascii="Times New Roman" w:hAnsi="Times New Roman" w:cs="Times New Roman"/>
-          <w:sz w:val="24"/>
-          <w:szCs w:val="24"/>
-        </w:rPr>
-        <w:t xml:space="preserve">netlab add switch [ИМЯ] — Добавление коммутаторa (свитча). </w:t>
+      <w:proofErr w:type="spellStart"/>
+      <w:r>
+        <w:rPr>
+          <w:rFonts w:ascii="Times New Roman" w:hAnsi="Times New Roman" w:cs="Times New Roman"/>
+          <w:sz w:val="24"/>
+          <w:szCs w:val="24"/>
+        </w:rPr>
+        <w:t>netlab</w:t>
+      </w:r>
+      <w:proofErr w:type="spellEnd"/>
+      <w:r>
+        <w:rPr>
+          <w:rFonts w:ascii="Times New Roman" w:hAnsi="Times New Roman" w:cs="Times New Roman"/>
+          <w:sz w:val="24"/>
+          <w:szCs w:val="24"/>
+        </w:rPr>
+        <w:t xml:space="preserve"> </w:t>
+      </w:r>
+      <w:proofErr w:type="spellStart"/>
+      <w:r>
+        <w:rPr>
+          <w:rFonts w:ascii="Times New Roman" w:hAnsi="Times New Roman" w:cs="Times New Roman"/>
+          <w:sz w:val="24"/>
+          <w:szCs w:val="24"/>
+        </w:rPr>
+        <w:t>add</w:t>
+      </w:r>
+      <w:proofErr w:type="spellEnd"/>
+      <w:r>
+        <w:rPr>
+          <w:rFonts w:ascii="Times New Roman" w:hAnsi="Times New Roman" w:cs="Times New Roman"/>
+          <w:sz w:val="24"/>
+          <w:szCs w:val="24"/>
+        </w:rPr>
+        <w:t xml:space="preserve"> </w:t>
+      </w:r>
+      <w:proofErr w:type="spellStart"/>
+      <w:r>
+        <w:rPr>
+          <w:rFonts w:ascii="Times New Roman" w:hAnsi="Times New Roman" w:cs="Times New Roman"/>
+          <w:sz w:val="24"/>
+          <w:szCs w:val="24"/>
+        </w:rPr>
+        <w:t>switch</w:t>
+      </w:r>
+      <w:proofErr w:type="spellEnd"/>
+      <w:r>
+        <w:rPr>
+          <w:rFonts w:ascii="Times New Roman" w:hAnsi="Times New Roman" w:cs="Times New Roman"/>
+          <w:sz w:val="24"/>
+          <w:szCs w:val="24"/>
+        </w:rPr>
+        <w:t xml:space="preserve"> [ИМЯ] — Добавление </w:t>
+      </w:r>
+      <w:proofErr w:type="spellStart"/>
+      <w:r>
+        <w:rPr>
+          <w:rFonts w:ascii="Times New Roman" w:hAnsi="Times New Roman" w:cs="Times New Roman"/>
+          <w:sz w:val="24"/>
+          <w:szCs w:val="24"/>
+        </w:rPr>
+        <w:t>коммутаторa</w:t>
+      </w:r>
+      <w:proofErr w:type="spellEnd"/>
+      <w:r>
+        <w:rPr>
+          <w:rFonts w:ascii="Times New Roman" w:hAnsi="Times New Roman" w:cs="Times New Roman"/>
+          <w:sz w:val="24"/>
+          <w:szCs w:val="24"/>
+        </w:rPr>
+        <w:t xml:space="preserve"> (свитча). </w:t>
       </w:r>
     </w:p>
     <w:p>
@@ -93,13 +287,59 @@
           <w:szCs w:val="24"/>
         </w:rPr>
       </w:pPr>
-      <w:r>
-        <w:rPr>
-          <w:rFonts w:ascii="Times New Roman" w:hAnsi="Times New Roman" w:cs="Times New Roman"/>
-          <w:sz w:val="24"/>
-          <w:szCs w:val="24"/>
-        </w:rPr>
-        <w:t>netlab add router [ИМЯ] — Добавление маршрутизатора (роутера).</w:t>
+      <w:proofErr w:type="spellStart"/>
+      <w:r>
+        <w:rPr>
+          <w:rFonts w:ascii="Times New Roman" w:hAnsi="Times New Roman" w:cs="Times New Roman"/>
+          <w:sz w:val="24"/>
+          <w:szCs w:val="24"/>
+        </w:rPr>
+        <w:t>netlab</w:t>
+      </w:r>
+      <w:proofErr w:type="spellEnd"/>
+      <w:r>
+        <w:rPr>
+          <w:rFonts w:ascii="Times New Roman" w:hAnsi="Times New Roman" w:cs="Times New Roman"/>
+          <w:sz w:val="24"/>
+          <w:szCs w:val="24"/>
+        </w:rPr>
+        <w:t xml:space="preserve"> </w:t>
+      </w:r>
+      <w:proofErr w:type="spellStart"/>
+      <w:r>
+        <w:rPr>
+          <w:rFonts w:ascii="Times New Roman" w:hAnsi="Times New Roman" w:cs="Times New Roman"/>
+          <w:sz w:val="24"/>
+          <w:szCs w:val="24"/>
+        </w:rPr>
+        <w:t>add</w:t>
+      </w:r>
+      <w:proofErr w:type="spellEnd"/>
+      <w:r>
+        <w:rPr>
+          <w:rFonts w:ascii="Times New Roman" w:hAnsi="Times New Roman" w:cs="Times New Roman"/>
+          <w:sz w:val="24"/>
+          <w:szCs w:val="24"/>
+        </w:rPr>
+        <w:t xml:space="preserve"> </w:t>
+      </w:r>
+      <w:proofErr w:type="spellStart"/>
+      <w:r>
+        <w:rPr>
+          <w:rFonts w:ascii="Times New Roman" w:hAnsi="Times New Roman" w:cs="Times New Roman"/>
+          <w:sz w:val="24"/>
+          <w:szCs w:val="24"/>
+        </w:rPr>
+        <w:t>router</w:t>
+      </w:r>
+      <w:proofErr w:type="spellEnd"/>
+      <w:r>
+        <w:rPr>
+          <w:rFonts w:ascii="Times New Roman" w:hAnsi="Times New Roman" w:cs="Times New Roman"/>
+          <w:sz w:val="24"/>
+          <w:szCs w:val="24"/>
+        </w:rPr>
+        <w:t xml:space="preserve"> [ИМЯ] — Добавление маршрутизатора (роутера).</w:t>
       </w:r>
     </w:p>
     <w:p>
@@ -114,13 +354,41 @@
           <w:szCs w:val="24"/>
         </w:rPr>
       </w:pPr>
-      <w:r>
-        <w:rPr>
-          <w:rFonts w:ascii="Times New Roman" w:hAnsi="Times New Roman" w:cs="Times New Roman"/>
-          <w:sz w:val="24"/>
-          <w:szCs w:val="24"/>
-        </w:rPr>
-        <w:t xml:space="preserve">netlab link [УЗЕЛ_А] [УЗЕЛ_Б] </w:t>
+      <w:proofErr w:type="spellStart"/>
+      <w:r>
+        <w:rPr>
+          <w:rFonts w:ascii="Times New Roman" w:hAnsi="Times New Roman" w:cs="Times New Roman"/>
+          <w:sz w:val="24"/>
+          <w:szCs w:val="24"/>
+        </w:rPr>
+        <w:t>netlab</w:t>
+      </w:r>
+      <w:proofErr w:type="spellEnd"/>
+      <w:r>
+        <w:rPr>
+          <w:rFonts w:ascii="Times New Roman" w:hAnsi="Times New Roman" w:cs="Times New Roman"/>
+          <w:sz w:val="24"/>
+          <w:szCs w:val="24"/>
+        </w:rPr>
+        <w:t xml:space="preserve"> </w:t>
+      </w:r>
+      <w:proofErr w:type="spellStart"/>
+      <w:r>
+        <w:rPr>
+          <w:rFonts w:ascii="Times New Roman" w:hAnsi="Times New Roman" w:cs="Times New Roman"/>
+          <w:sz w:val="24"/>
+          <w:szCs w:val="24"/>
+        </w:rPr>
+        <w:t>link</w:t>
+      </w:r>
+      <w:proofErr w:type="spellEnd"/>
+      <w:r>
+        <w:rPr>
+          <w:rFonts w:ascii="Times New Roman" w:hAnsi="Times New Roman" w:cs="Times New Roman"/>
+          <w:sz w:val="24"/>
+          <w:szCs w:val="24"/>
+        </w:rPr>
+        <w:t xml:space="preserve"> [УЗЕЛ_А] [УЗЕЛ_Б] </w:t>
       </w:r>
       <w:r>
         <w:rPr>
@@ -130,7 +398,51 @@
           <w:sz w:val="24"/>
           <w:szCs w:val="24"/>
         </w:rPr>
-        <w:t>(или netlab connect)</w:t>
+        <w:t xml:space="preserve">(или </w:t>
+      </w:r>
+      <w:proofErr w:type="spellStart"/>
+      <w:r>
+        <w:rPr>
+          <w:rFonts w:ascii="Times New Roman" w:hAnsi="Times New Roman" w:cs="Times New Roman"/>
+          <w:i/>
+          <w:iCs/>
+          <w:sz w:val="24"/>
+          <w:szCs w:val="24"/>
+        </w:rPr>
+        <w:t>netlab</w:t>
+      </w:r>
+      <w:proofErr w:type="spellEnd"/>
+      <w:r>
+        <w:rPr>
+          <w:rFonts w:ascii="Times New Roman" w:hAnsi="Times New Roman" w:cs="Times New Roman"/>
+          <w:i/>
+          <w:iCs/>
+          <w:sz w:val="24"/>
+          <w:szCs w:val="24"/>
+        </w:rPr>
+        <w:t xml:space="preserve"> </w:t>
+      </w:r>
+      <w:proofErr w:type="spellStart"/>
+      <w:r>
+        <w:rPr>
+          <w:rFonts w:ascii="Times New Roman" w:hAnsi="Times New Roman" w:cs="Times New Roman"/>
+          <w:i/>
+          <w:iCs/>
+          <w:sz w:val="24"/>
+          <w:szCs w:val="24"/>
+        </w:rPr>
+        <w:t>connect</w:t>
+      </w:r>
+      <w:proofErr w:type="spellEnd"/>
+      <w:r>
+        <w:rPr>
+          <w:rFonts w:ascii="Times New Roman" w:hAnsi="Times New Roman" w:cs="Times New Roman"/>
+          <w:i/>
+          <w:iCs/>
+          <w:sz w:val="24"/>
+          <w:szCs w:val="24"/>
+        </w:rPr>
+        <w:t>)</w:t>
       </w:r>
       <w:r>
         <w:rPr>
@@ -161,22 +473,102 @@
           <w:sz w:val="24"/>
           <w:szCs w:val="24"/>
         </w:rPr>
-        <w:t>Как именуются порты:</w:t>
-      </w:r>
-      <w:r>
-        <w:rPr>
-          <w:rFonts w:ascii="Times New Roman" w:hAnsi="Times New Roman" w:cs="Times New Roman"/>
-          <w:sz w:val="24"/>
-          <w:szCs w:val="24"/>
-        </w:rPr>
-        <w:t xml:space="preserve"> Для host всегда используется eth0. Для switch порты именуются как port1, port2 по порядку подключения. Для router — интерфейсы eth0, eth1, eth2 по порядку подключения.</w:t>
+        <w:t>Как именуются порты</w:t>
+      </w:r>
+      <w:proofErr w:type="gramStart"/>
+      <w:r>
+        <w:rPr>
+          <w:rFonts w:ascii="Times New Roman" w:hAnsi="Times New Roman" w:cs="Times New Roman"/>
+          <w:i/>
+          <w:iCs/>
+          <w:sz w:val="24"/>
+          <w:szCs w:val="24"/>
+        </w:rPr>
+        <w:t>:</w:t>
+      </w:r>
+      <w:r>
+        <w:rPr>
+          <w:rFonts w:ascii="Times New Roman" w:hAnsi="Times New Roman" w:cs="Times New Roman"/>
+          <w:sz w:val="24"/>
+          <w:szCs w:val="24"/>
+        </w:rPr>
+        <w:t xml:space="preserve"> Для</w:t>
+      </w:r>
+      <w:proofErr w:type="gramEnd"/>
+      <w:r>
+        <w:rPr>
+          <w:rFonts w:ascii="Times New Roman" w:hAnsi="Times New Roman" w:cs="Times New Roman"/>
+          <w:sz w:val="24"/>
+          <w:szCs w:val="24"/>
+        </w:rPr>
+        <w:t xml:space="preserve"> </w:t>
+      </w:r>
+      <w:proofErr w:type="spellStart"/>
+      <w:r>
+        <w:rPr>
+          <w:rFonts w:ascii="Times New Roman" w:hAnsi="Times New Roman" w:cs="Times New Roman"/>
+          <w:sz w:val="24"/>
+          <w:szCs w:val="24"/>
+        </w:rPr>
+        <w:t>host</w:t>
+      </w:r>
+      <w:proofErr w:type="spellEnd"/>
+      <w:r>
+        <w:rPr>
+          <w:rFonts w:ascii="Times New Roman" w:hAnsi="Times New Roman" w:cs="Times New Roman"/>
+          <w:sz w:val="24"/>
+          <w:szCs w:val="24"/>
+        </w:rPr>
+        <w:t xml:space="preserve"> всегда используется eth0. Для </w:t>
+      </w:r>
+      <w:proofErr w:type="spellStart"/>
+      <w:r>
+        <w:rPr>
+          <w:rFonts w:ascii="Times New Roman" w:hAnsi="Times New Roman" w:cs="Times New Roman"/>
+          <w:sz w:val="24"/>
+          <w:szCs w:val="24"/>
+        </w:rPr>
+        <w:t>switch</w:t>
+      </w:r>
+      <w:proofErr w:type="spellEnd"/>
+      <w:r>
+        <w:rPr>
+          <w:rFonts w:ascii="Times New Roman" w:hAnsi="Times New Roman" w:cs="Times New Roman"/>
+          <w:sz w:val="24"/>
+          <w:szCs w:val="24"/>
+        </w:rPr>
+        <w:t xml:space="preserve"> порты именуются как port1, port2 по порядку подключения. Для </w:t>
+      </w:r>
+      <w:proofErr w:type="spellStart"/>
+      <w:r>
+        <w:rPr>
+          <w:rFonts w:ascii="Times New Roman" w:hAnsi="Times New Roman" w:cs="Times New Roman"/>
+          <w:sz w:val="24"/>
+          <w:szCs w:val="24"/>
+        </w:rPr>
+        <w:t>router</w:t>
+      </w:r>
+      <w:proofErr w:type="spellEnd"/>
+      <w:r>
+        <w:rPr>
+          <w:rFonts w:ascii="Times New Roman" w:hAnsi="Times New Roman" w:cs="Times New Roman"/>
+          <w:sz w:val="24"/>
+          <w:szCs w:val="24"/>
+        </w:rPr>
+        <w:t xml:space="preserve"> — интерфейсы eth0, eth1, eth2 по порядку подключения.</w:t>
       </w:r>
     </w:p>
     <w:p>
       <w:pPr>
         <w:pStyle w:val="2"/>
-      </w:pPr>
-      <w:r>
+        <w:rPr>
+          <w:color w:val="auto"/>
+        </w:rPr>
+      </w:pPr>
+      <w:r>
+        <w:rPr>
+          <w:color w:val="auto"/>
+        </w:rPr>
         <w:t>Настройка адресации и маршрутизации</w:t>
       </w:r>
     </w:p>
@@ -192,13 +584,41 @@
           <w:szCs w:val="24"/>
         </w:rPr>
       </w:pPr>
-      <w:r>
-        <w:rPr>
-          <w:rFonts w:ascii="Times New Roman" w:hAnsi="Times New Roman" w:cs="Times New Roman"/>
-          <w:sz w:val="24"/>
-          <w:szCs w:val="24"/>
-        </w:rPr>
-        <w:t xml:space="preserve">netlab ip [ХОСТ] [IP-АДРЕС/ПРЕФИКС] — Присвоение IP конечным узлам. Задает IP и маску подсети в формате CIDR. </w:t>
+      <w:proofErr w:type="spellStart"/>
+      <w:r>
+        <w:rPr>
+          <w:rFonts w:ascii="Times New Roman" w:hAnsi="Times New Roman" w:cs="Times New Roman"/>
+          <w:sz w:val="24"/>
+          <w:szCs w:val="24"/>
+        </w:rPr>
+        <w:t>netlab</w:t>
+      </w:r>
+      <w:proofErr w:type="spellEnd"/>
+      <w:r>
+        <w:rPr>
+          <w:rFonts w:ascii="Times New Roman" w:hAnsi="Times New Roman" w:cs="Times New Roman"/>
+          <w:sz w:val="24"/>
+          <w:szCs w:val="24"/>
+        </w:rPr>
+        <w:t xml:space="preserve"> </w:t>
+      </w:r>
+      <w:proofErr w:type="spellStart"/>
+      <w:r>
+        <w:rPr>
+          <w:rFonts w:ascii="Times New Roman" w:hAnsi="Times New Roman" w:cs="Times New Roman"/>
+          <w:sz w:val="24"/>
+          <w:szCs w:val="24"/>
+        </w:rPr>
+        <w:t>ip</w:t>
+      </w:r>
+      <w:proofErr w:type="spellEnd"/>
+      <w:r>
+        <w:rPr>
+          <w:rFonts w:ascii="Times New Roman" w:hAnsi="Times New Roman" w:cs="Times New Roman"/>
+          <w:sz w:val="24"/>
+          <w:szCs w:val="24"/>
+        </w:rPr>
+        <w:t xml:space="preserve"> [ХОСТ] [IP-АДРЕС/ПРЕФИКС] — Присвоение IP конечным узлам. Задает IP и маску подсети в формате CIDR. </w:t>
       </w:r>
       <w:r>
         <w:rPr>
@@ -216,7 +636,43 @@
           <w:sz w:val="24"/>
           <w:szCs w:val="24"/>
         </w:rPr>
-        <w:t xml:space="preserve"> netlab ip pc1 192.168.1.10/24.</w:t>
+        <w:t xml:space="preserve"> </w:t>
+      </w:r>
+      <w:proofErr w:type="spellStart"/>
+      <w:r>
+        <w:rPr>
+          <w:rFonts w:ascii="Times New Roman" w:hAnsi="Times New Roman" w:cs="Times New Roman"/>
+          <w:sz w:val="24"/>
+          <w:szCs w:val="24"/>
+        </w:rPr>
+        <w:t>netlab</w:t>
+      </w:r>
+      <w:proofErr w:type="spellEnd"/>
+      <w:r>
+        <w:rPr>
+          <w:rFonts w:ascii="Times New Roman" w:hAnsi="Times New Roman" w:cs="Times New Roman"/>
+          <w:sz w:val="24"/>
+          <w:szCs w:val="24"/>
+        </w:rPr>
+        <w:t xml:space="preserve"> </w:t>
+      </w:r>
+      <w:proofErr w:type="spellStart"/>
+      <w:r>
+        <w:rPr>
+          <w:rFonts w:ascii="Times New Roman" w:hAnsi="Times New Roman" w:cs="Times New Roman"/>
+          <w:sz w:val="24"/>
+          <w:szCs w:val="24"/>
+        </w:rPr>
+        <w:t>ip</w:t>
+      </w:r>
+      <w:proofErr w:type="spellEnd"/>
+      <w:r>
+        <w:rPr>
+          <w:rFonts w:ascii="Times New Roman" w:hAnsi="Times New Roman" w:cs="Times New Roman"/>
+          <w:sz w:val="24"/>
+          <w:szCs w:val="24"/>
+        </w:rPr>
+        <w:t xml:space="preserve"> pc1 192.168.1.10/24.</w:t>
       </w:r>
     </w:p>
     <w:p>
@@ -231,13 +687,41 @@
           <w:szCs w:val="24"/>
         </w:rPr>
       </w:pPr>
-      <w:r>
-        <w:rPr>
-          <w:rFonts w:ascii="Times New Roman" w:hAnsi="Times New Roman" w:cs="Times New Roman"/>
-          <w:sz w:val="24"/>
-          <w:szCs w:val="24"/>
-        </w:rPr>
-        <w:t xml:space="preserve">netlab ip [РОУТЕР] [ИНТЕРФЕЙС] [IP-АДРЕС/ПРЕФИКС] — Настройка интерфейса роутера. Так как у роутера много портов, обязательно указывать конкретный порт. </w:t>
+      <w:proofErr w:type="spellStart"/>
+      <w:r>
+        <w:rPr>
+          <w:rFonts w:ascii="Times New Roman" w:hAnsi="Times New Roman" w:cs="Times New Roman"/>
+          <w:sz w:val="24"/>
+          <w:szCs w:val="24"/>
+        </w:rPr>
+        <w:t>netlab</w:t>
+      </w:r>
+      <w:proofErr w:type="spellEnd"/>
+      <w:r>
+        <w:rPr>
+          <w:rFonts w:ascii="Times New Roman" w:hAnsi="Times New Roman" w:cs="Times New Roman"/>
+          <w:sz w:val="24"/>
+          <w:szCs w:val="24"/>
+        </w:rPr>
+        <w:t xml:space="preserve"> </w:t>
+      </w:r>
+      <w:proofErr w:type="spellStart"/>
+      <w:r>
+        <w:rPr>
+          <w:rFonts w:ascii="Times New Roman" w:hAnsi="Times New Roman" w:cs="Times New Roman"/>
+          <w:sz w:val="24"/>
+          <w:szCs w:val="24"/>
+        </w:rPr>
+        <w:t>ip</w:t>
+      </w:r>
+      <w:proofErr w:type="spellEnd"/>
+      <w:r>
+        <w:rPr>
+          <w:rFonts w:ascii="Times New Roman" w:hAnsi="Times New Roman" w:cs="Times New Roman"/>
+          <w:sz w:val="24"/>
+          <w:szCs w:val="24"/>
+        </w:rPr>
+        <w:t xml:space="preserve"> [РОУТЕР] [ИНТЕРФЕЙС] [IP-АДРЕС/ПРЕФИКС] — Настройка интерфейса роутера. Так как у роутера много портов, обязательно указывать конкретный порт. </w:t>
       </w:r>
       <w:r>
         <w:rPr>
@@ -255,7 +739,61 @@
           <w:sz w:val="24"/>
           <w:szCs w:val="24"/>
         </w:rPr>
-        <w:t xml:space="preserve"> netlab ip core eth0 192.168.1.1/24.</w:t>
+        <w:t xml:space="preserve"> </w:t>
+      </w:r>
+      <w:proofErr w:type="spellStart"/>
+      <w:r>
+        <w:rPr>
+          <w:rFonts w:ascii="Times New Roman" w:hAnsi="Times New Roman" w:cs="Times New Roman"/>
+          <w:sz w:val="24"/>
+          <w:szCs w:val="24"/>
+        </w:rPr>
+        <w:t>netlab</w:t>
+      </w:r>
+      <w:proofErr w:type="spellEnd"/>
+      <w:r>
+        <w:rPr>
+          <w:rFonts w:ascii="Times New Roman" w:hAnsi="Times New Roman" w:cs="Times New Roman"/>
+          <w:sz w:val="24"/>
+          <w:szCs w:val="24"/>
+        </w:rPr>
+        <w:t xml:space="preserve"> </w:t>
+      </w:r>
+      <w:proofErr w:type="spellStart"/>
+      <w:r>
+        <w:rPr>
+          <w:rFonts w:ascii="Times New Roman" w:hAnsi="Times New Roman" w:cs="Times New Roman"/>
+          <w:sz w:val="24"/>
+          <w:szCs w:val="24"/>
+        </w:rPr>
+        <w:t>ip</w:t>
+      </w:r>
+      <w:proofErr w:type="spellEnd"/>
+      <w:r>
+        <w:rPr>
+          <w:rFonts w:ascii="Times New Roman" w:hAnsi="Times New Roman" w:cs="Times New Roman"/>
+          <w:sz w:val="24"/>
+          <w:szCs w:val="24"/>
+        </w:rPr>
+        <w:t xml:space="preserve"> </w:t>
+      </w:r>
+      <w:proofErr w:type="spellStart"/>
+      <w:r>
+        <w:rPr>
+          <w:rFonts w:ascii="Times New Roman" w:hAnsi="Times New Roman" w:cs="Times New Roman"/>
+          <w:sz w:val="24"/>
+          <w:szCs w:val="24"/>
+        </w:rPr>
+        <w:t>core</w:t>
+      </w:r>
+      <w:proofErr w:type="spellEnd"/>
+      <w:r>
+        <w:rPr>
+          <w:rFonts w:ascii="Times New Roman" w:hAnsi="Times New Roman" w:cs="Times New Roman"/>
+          <w:sz w:val="24"/>
+          <w:szCs w:val="24"/>
+        </w:rPr>
+        <w:t xml:space="preserve"> eth0 192.168.1.1/24.</w:t>
       </w:r>
     </w:p>
     <w:p>
@@ -270,21 +808,87 @@
           <w:szCs w:val="24"/>
         </w:rPr>
       </w:pPr>
-      <w:r>
-        <w:rPr>
-          <w:rFonts w:ascii="Times New Roman" w:hAnsi="Times New Roman" w:cs="Times New Roman"/>
-          <w:sz w:val="24"/>
-          <w:szCs w:val="24"/>
-        </w:rPr>
-        <w:t>netlab gateway [ХОСТ] [IP-АДРЕС_ШЛЮЗА] — Назначение основного шлюза (Default Gateway) для хоста, чтобы он знал, куда отправлять пакеты, предназначенные для внешних подсетей.</w:t>
+      <w:proofErr w:type="spellStart"/>
+      <w:r>
+        <w:rPr>
+          <w:rFonts w:ascii="Times New Roman" w:hAnsi="Times New Roman" w:cs="Times New Roman"/>
+          <w:sz w:val="24"/>
+          <w:szCs w:val="24"/>
+        </w:rPr>
+        <w:t>netlab</w:t>
+      </w:r>
+      <w:proofErr w:type="spellEnd"/>
+      <w:r>
+        <w:rPr>
+          <w:rFonts w:ascii="Times New Roman" w:hAnsi="Times New Roman" w:cs="Times New Roman"/>
+          <w:sz w:val="24"/>
+          <w:szCs w:val="24"/>
+        </w:rPr>
+        <w:t xml:space="preserve"> </w:t>
+      </w:r>
+      <w:proofErr w:type="spellStart"/>
+      <w:r>
+        <w:rPr>
+          <w:rFonts w:ascii="Times New Roman" w:hAnsi="Times New Roman" w:cs="Times New Roman"/>
+          <w:sz w:val="24"/>
+          <w:szCs w:val="24"/>
+        </w:rPr>
+        <w:t>gateway</w:t>
+      </w:r>
+      <w:proofErr w:type="spellEnd"/>
+      <w:r>
+        <w:rPr>
+          <w:rFonts w:ascii="Times New Roman" w:hAnsi="Times New Roman" w:cs="Times New Roman"/>
+          <w:sz w:val="24"/>
+          <w:szCs w:val="24"/>
+        </w:rPr>
+        <w:t xml:space="preserve"> [ХОСТ] [IP-АДРЕС_ШЛЮЗА] — Назначение основного шлюза (</w:t>
+      </w:r>
+      <w:proofErr w:type="spellStart"/>
+      <w:r>
+        <w:rPr>
+          <w:rFonts w:ascii="Times New Roman" w:hAnsi="Times New Roman" w:cs="Times New Roman"/>
+          <w:sz w:val="24"/>
+          <w:szCs w:val="24"/>
+        </w:rPr>
+        <w:t>Default</w:t>
+      </w:r>
+      <w:proofErr w:type="spellEnd"/>
+      <w:r>
+        <w:rPr>
+          <w:rFonts w:ascii="Times New Roman" w:hAnsi="Times New Roman" w:cs="Times New Roman"/>
+          <w:sz w:val="24"/>
+          <w:szCs w:val="24"/>
+        </w:rPr>
+        <w:t xml:space="preserve"> Gateway) для хоста, чтобы он знал, куда отправлять пакеты, предназначенные для внешних подсетей.</w:t>
       </w:r>
     </w:p>
     <w:p>
       <w:pPr>
         <w:pStyle w:val="2"/>
-      </w:pPr>
-      <w:r>
-        <w:t>Мониторинг сети и глубокий анализ (show)</w:t>
+        <w:rPr>
+          <w:color w:val="auto"/>
+        </w:rPr>
+      </w:pPr>
+      <w:r>
+        <w:rPr>
+          <w:color w:val="auto"/>
+        </w:rPr>
+        <w:t>Мониторинг сети и глубокий анализ (</w:t>
+      </w:r>
+      <w:proofErr w:type="spellStart"/>
+      <w:r>
+        <w:rPr>
+          <w:color w:val="auto"/>
+        </w:rPr>
+        <w:t>show</w:t>
+      </w:r>
+      <w:proofErr w:type="spellEnd"/>
+      <w:r>
+        <w:rPr>
+          <w:color w:val="auto"/>
+        </w:rPr>
+        <w:t>)</w:t>
       </w:r>
     </w:p>
     <w:p>
@@ -301,7 +905,25 @@
           <w:sz w:val="24"/>
           <w:szCs w:val="24"/>
         </w:rPr>
-        <w:t>Группа команд show позволяет заглянуть внутрь сетевых таблиц каждого устройства:</w:t>
+        <w:t xml:space="preserve">Группа команд </w:t>
+      </w:r>
+      <w:proofErr w:type="spellStart"/>
+      <w:r>
+        <w:rPr>
+          <w:rFonts w:ascii="Times New Roman" w:hAnsi="Times New Roman" w:cs="Times New Roman"/>
+          <w:sz w:val="24"/>
+          <w:szCs w:val="24"/>
+        </w:rPr>
+        <w:t>show</w:t>
+      </w:r>
+      <w:proofErr w:type="spellEnd"/>
+      <w:r>
+        <w:rPr>
+          <w:rFonts w:ascii="Times New Roman" w:hAnsi="Times New Roman" w:cs="Times New Roman"/>
+          <w:sz w:val="24"/>
+          <w:szCs w:val="24"/>
+        </w:rPr>
+        <w:t xml:space="preserve"> позволяет заглянуть внутрь сетевых таблиц каждого устройства:</w:t>
       </w:r>
     </w:p>
     <w:p>
@@ -316,13 +938,41 @@
           <w:szCs w:val="24"/>
         </w:rPr>
       </w:pPr>
-      <w:r>
-        <w:rPr>
-          <w:rFonts w:ascii="Times New Roman" w:hAnsi="Times New Roman" w:cs="Times New Roman"/>
-          <w:sz w:val="24"/>
-          <w:szCs w:val="24"/>
-        </w:rPr>
-        <w:t>netlab show — Общая топология. Выводит полную карту сети и показывает, какой порт с каким соединен.</w:t>
+      <w:proofErr w:type="spellStart"/>
+      <w:r>
+        <w:rPr>
+          <w:rFonts w:ascii="Times New Roman" w:hAnsi="Times New Roman" w:cs="Times New Roman"/>
+          <w:sz w:val="24"/>
+          <w:szCs w:val="24"/>
+        </w:rPr>
+        <w:t>netlab</w:t>
+      </w:r>
+      <w:proofErr w:type="spellEnd"/>
+      <w:r>
+        <w:rPr>
+          <w:rFonts w:ascii="Times New Roman" w:hAnsi="Times New Roman" w:cs="Times New Roman"/>
+          <w:sz w:val="24"/>
+          <w:szCs w:val="24"/>
+        </w:rPr>
+        <w:t xml:space="preserve"> </w:t>
+      </w:r>
+      <w:proofErr w:type="spellStart"/>
+      <w:r>
+        <w:rPr>
+          <w:rFonts w:ascii="Times New Roman" w:hAnsi="Times New Roman" w:cs="Times New Roman"/>
+          <w:sz w:val="24"/>
+          <w:szCs w:val="24"/>
+        </w:rPr>
+        <w:t>show</w:t>
+      </w:r>
+      <w:proofErr w:type="spellEnd"/>
+      <w:r>
+        <w:rPr>
+          <w:rFonts w:ascii="Times New Roman" w:hAnsi="Times New Roman" w:cs="Times New Roman"/>
+          <w:sz w:val="24"/>
+          <w:szCs w:val="24"/>
+        </w:rPr>
+        <w:t xml:space="preserve"> — Общая топология. Выводит полную карту сети и показывает, какой порт с каким соединен.</w:t>
       </w:r>
     </w:p>
     <w:p>
@@ -337,13 +987,59 @@
           <w:szCs w:val="24"/>
         </w:rPr>
       </w:pPr>
-      <w:r>
-        <w:rPr>
-          <w:rFonts w:ascii="Times New Roman" w:hAnsi="Times New Roman" w:cs="Times New Roman"/>
-          <w:sz w:val="24"/>
-          <w:szCs w:val="24"/>
-        </w:rPr>
-        <w:t>netlab show ip — Таблица IP-адресов. Отображает сводный список всех интерфейсов в лаборатории и присвоенных им адресов.</w:t>
+      <w:proofErr w:type="spellStart"/>
+      <w:r>
+        <w:rPr>
+          <w:rFonts w:ascii="Times New Roman" w:hAnsi="Times New Roman" w:cs="Times New Roman"/>
+          <w:sz w:val="24"/>
+          <w:szCs w:val="24"/>
+        </w:rPr>
+        <w:t>netlab</w:t>
+      </w:r>
+      <w:proofErr w:type="spellEnd"/>
+      <w:r>
+        <w:rPr>
+          <w:rFonts w:ascii="Times New Roman" w:hAnsi="Times New Roman" w:cs="Times New Roman"/>
+          <w:sz w:val="24"/>
+          <w:szCs w:val="24"/>
+        </w:rPr>
+        <w:t xml:space="preserve"> </w:t>
+      </w:r>
+      <w:proofErr w:type="spellStart"/>
+      <w:r>
+        <w:rPr>
+          <w:rFonts w:ascii="Times New Roman" w:hAnsi="Times New Roman" w:cs="Times New Roman"/>
+          <w:sz w:val="24"/>
+          <w:szCs w:val="24"/>
+        </w:rPr>
+        <w:t>show</w:t>
+      </w:r>
+      <w:proofErr w:type="spellEnd"/>
+      <w:r>
+        <w:rPr>
+          <w:rFonts w:ascii="Times New Roman" w:hAnsi="Times New Roman" w:cs="Times New Roman"/>
+          <w:sz w:val="24"/>
+          <w:szCs w:val="24"/>
+        </w:rPr>
+        <w:t xml:space="preserve"> </w:t>
+      </w:r>
+      <w:proofErr w:type="spellStart"/>
+      <w:r>
+        <w:rPr>
+          <w:rFonts w:ascii="Times New Roman" w:hAnsi="Times New Roman" w:cs="Times New Roman"/>
+          <w:sz w:val="24"/>
+          <w:szCs w:val="24"/>
+        </w:rPr>
+        <w:t>ip</w:t>
+      </w:r>
+      <w:proofErr w:type="spellEnd"/>
+      <w:r>
+        <w:rPr>
+          <w:rFonts w:ascii="Times New Roman" w:hAnsi="Times New Roman" w:cs="Times New Roman"/>
+          <w:sz w:val="24"/>
+          <w:szCs w:val="24"/>
+        </w:rPr>
+        <w:t xml:space="preserve"> — Таблица IP-адресов. Отображает сводный список всех интерфейсов в лаборатории и присвоенных им адресов.</w:t>
       </w:r>
     </w:p>
     <w:p>
@@ -358,13 +1054,77 @@
           <w:szCs w:val="24"/>
         </w:rPr>
       </w:pPr>
-      <w:r>
-        <w:rPr>
-          <w:rFonts w:ascii="Times New Roman" w:hAnsi="Times New Roman" w:cs="Times New Roman"/>
-          <w:sz w:val="24"/>
-          <w:szCs w:val="24"/>
-        </w:rPr>
-        <w:t>netlab show arp [ХОСТ] — Просмотр таблицы ARP конкретного ПК. Показывает соответствие IP-адресов и физических MAC-адресов (в системе Coddy они всегда начинаются с вендор-префикса 02:c0:dd).</w:t>
+      <w:proofErr w:type="spellStart"/>
+      <w:r>
+        <w:rPr>
+          <w:rFonts w:ascii="Times New Roman" w:hAnsi="Times New Roman" w:cs="Times New Roman"/>
+          <w:sz w:val="24"/>
+          <w:szCs w:val="24"/>
+        </w:rPr>
+        <w:t>netlab</w:t>
+      </w:r>
+      <w:proofErr w:type="spellEnd"/>
+      <w:r>
+        <w:rPr>
+          <w:rFonts w:ascii="Times New Roman" w:hAnsi="Times New Roman" w:cs="Times New Roman"/>
+          <w:sz w:val="24"/>
+          <w:szCs w:val="24"/>
+        </w:rPr>
+        <w:t xml:space="preserve"> </w:t>
+      </w:r>
+      <w:proofErr w:type="spellStart"/>
+      <w:r>
+        <w:rPr>
+          <w:rFonts w:ascii="Times New Roman" w:hAnsi="Times New Roman" w:cs="Times New Roman"/>
+          <w:sz w:val="24"/>
+          <w:szCs w:val="24"/>
+        </w:rPr>
+        <w:t>show</w:t>
+      </w:r>
+      <w:proofErr w:type="spellEnd"/>
+      <w:r>
+        <w:rPr>
+          <w:rFonts w:ascii="Times New Roman" w:hAnsi="Times New Roman" w:cs="Times New Roman"/>
+          <w:sz w:val="24"/>
+          <w:szCs w:val="24"/>
+        </w:rPr>
+        <w:t xml:space="preserve"> </w:t>
+      </w:r>
+      <w:proofErr w:type="spellStart"/>
+      <w:r>
+        <w:rPr>
+          <w:rFonts w:ascii="Times New Roman" w:hAnsi="Times New Roman" w:cs="Times New Roman"/>
+          <w:sz w:val="24"/>
+          <w:szCs w:val="24"/>
+        </w:rPr>
+        <w:t>arp</w:t>
+      </w:r>
+      <w:proofErr w:type="spellEnd"/>
+      <w:r>
+        <w:rPr>
+          <w:rFonts w:ascii="Times New Roman" w:hAnsi="Times New Roman" w:cs="Times New Roman"/>
+          <w:sz w:val="24"/>
+          <w:szCs w:val="24"/>
+        </w:rPr>
+        <w:t xml:space="preserve"> [ХОСТ] — Просмотр таблицы ARP конкретного ПК. Показывает соответствие IP-адресов и физических MAC-адресов (в системе </w:t>
+      </w:r>
+      <w:proofErr w:type="spellStart"/>
+      <w:r>
+        <w:rPr>
+          <w:rFonts w:ascii="Times New Roman" w:hAnsi="Times New Roman" w:cs="Times New Roman"/>
+          <w:sz w:val="24"/>
+          <w:szCs w:val="24"/>
+        </w:rPr>
+        <w:t>Coddy</w:t>
+      </w:r>
+      <w:proofErr w:type="spellEnd"/>
+      <w:r>
+        <w:rPr>
+          <w:rFonts w:ascii="Times New Roman" w:hAnsi="Times New Roman" w:cs="Times New Roman"/>
+          <w:sz w:val="24"/>
+          <w:szCs w:val="24"/>
+        </w:rPr>
+        <w:t xml:space="preserve"> они всегда начинаются с вендор-префикса 02:c0:dd).</w:t>
       </w:r>
     </w:p>
     <w:p>
@@ -379,22 +1139,82 @@
           <w:szCs w:val="24"/>
         </w:rPr>
       </w:pPr>
-      <w:r>
-        <w:rPr>
-          <w:rFonts w:ascii="Times New Roman" w:hAnsi="Times New Roman" w:cs="Times New Roman"/>
-          <w:sz w:val="24"/>
-          <w:szCs w:val="24"/>
-        </w:rPr>
-        <w:t>netlab show routes [УСТРОЙСТВО] — Вывод таблицы маршрутизации. Показывает маршруты («диапазоны назначения») для хоста или роутера.</w:t>
+      <w:proofErr w:type="spellStart"/>
+      <w:r>
+        <w:rPr>
+          <w:rFonts w:ascii="Times New Roman" w:hAnsi="Times New Roman" w:cs="Times New Roman"/>
+          <w:sz w:val="24"/>
+          <w:szCs w:val="24"/>
+        </w:rPr>
+        <w:t>netlab</w:t>
+      </w:r>
+      <w:proofErr w:type="spellEnd"/>
+      <w:r>
+        <w:rPr>
+          <w:rFonts w:ascii="Times New Roman" w:hAnsi="Times New Roman" w:cs="Times New Roman"/>
+          <w:sz w:val="24"/>
+          <w:szCs w:val="24"/>
+        </w:rPr>
+        <w:t xml:space="preserve"> </w:t>
+      </w:r>
+      <w:proofErr w:type="spellStart"/>
+      <w:r>
+        <w:rPr>
+          <w:rFonts w:ascii="Times New Roman" w:hAnsi="Times New Roman" w:cs="Times New Roman"/>
+          <w:sz w:val="24"/>
+          <w:szCs w:val="24"/>
+        </w:rPr>
+        <w:t>show</w:t>
+      </w:r>
+      <w:proofErr w:type="spellEnd"/>
+      <w:r>
+        <w:rPr>
+          <w:rFonts w:ascii="Times New Roman" w:hAnsi="Times New Roman" w:cs="Times New Roman"/>
+          <w:sz w:val="24"/>
+          <w:szCs w:val="24"/>
+        </w:rPr>
+        <w:t xml:space="preserve"> </w:t>
+      </w:r>
+      <w:proofErr w:type="spellStart"/>
+      <w:r>
+        <w:rPr>
+          <w:rFonts w:ascii="Times New Roman" w:hAnsi="Times New Roman" w:cs="Times New Roman"/>
+          <w:sz w:val="24"/>
+          <w:szCs w:val="24"/>
+        </w:rPr>
+        <w:t>routes</w:t>
+      </w:r>
+      <w:proofErr w:type="spellEnd"/>
+      <w:r>
+        <w:rPr>
+          <w:rFonts w:ascii="Times New Roman" w:hAnsi="Times New Roman" w:cs="Times New Roman"/>
+          <w:sz w:val="24"/>
+          <w:szCs w:val="24"/>
+        </w:rPr>
+        <w:t xml:space="preserve"> [УСТРОЙСТВО] — Вывод таблицы маршрутизации. Показывает маршруты («диапазоны назначения») для хоста или роутера.</w:t>
       </w:r>
     </w:p>
     <w:p>
       <w:pPr>
         <w:pStyle w:val="2"/>
-      </w:pPr>
-      <w:r>
-        <w:t>Тестирование, диагностика и траблшутинг</w:t>
-      </w:r>
+        <w:rPr>
+          <w:color w:val="auto"/>
+        </w:rPr>
+      </w:pPr>
+      <w:r>
+        <w:rPr>
+          <w:color w:val="auto"/>
+        </w:rPr>
+        <w:t xml:space="preserve">Тестирование, диагностика и </w:t>
+      </w:r>
+      <w:proofErr w:type="spellStart"/>
+      <w:r>
+        <w:rPr>
+          <w:color w:val="auto"/>
+        </w:rPr>
+        <w:t>траблшутинг</w:t>
+      </w:r>
+      <w:proofErr w:type="spellEnd"/>
     </w:p>
     <w:p>
       <w:pPr>
@@ -408,13 +1228,41 @@
           <w:szCs w:val="24"/>
         </w:rPr>
       </w:pPr>
-      <w:r>
-        <w:rPr>
-          <w:rFonts w:ascii="Times New Roman" w:hAnsi="Times New Roman" w:cs="Times New Roman"/>
-          <w:sz w:val="24"/>
-          <w:szCs w:val="24"/>
-        </w:rPr>
-        <w:t>netlab ping [УЗЕЛ_А] [УЗЕЛ_Б] — Отправка эхо-запросов (ICMP) от одного устройства к другому для проверки сквозной доступности.</w:t>
+      <w:proofErr w:type="spellStart"/>
+      <w:r>
+        <w:rPr>
+          <w:rFonts w:ascii="Times New Roman" w:hAnsi="Times New Roman" w:cs="Times New Roman"/>
+          <w:sz w:val="24"/>
+          <w:szCs w:val="24"/>
+        </w:rPr>
+        <w:t>netlab</w:t>
+      </w:r>
+      <w:proofErr w:type="spellEnd"/>
+      <w:r>
+        <w:rPr>
+          <w:rFonts w:ascii="Times New Roman" w:hAnsi="Times New Roman" w:cs="Times New Roman"/>
+          <w:sz w:val="24"/>
+          <w:szCs w:val="24"/>
+        </w:rPr>
+        <w:t xml:space="preserve"> </w:t>
+      </w:r>
+      <w:proofErr w:type="spellStart"/>
+      <w:r>
+        <w:rPr>
+          <w:rFonts w:ascii="Times New Roman" w:hAnsi="Times New Roman" w:cs="Times New Roman"/>
+          <w:sz w:val="24"/>
+          <w:szCs w:val="24"/>
+        </w:rPr>
+        <w:t>ping</w:t>
+      </w:r>
+      <w:proofErr w:type="spellEnd"/>
+      <w:r>
+        <w:rPr>
+          <w:rFonts w:ascii="Times New Roman" w:hAnsi="Times New Roman" w:cs="Times New Roman"/>
+          <w:sz w:val="24"/>
+          <w:szCs w:val="24"/>
+        </w:rPr>
+        <w:t xml:space="preserve"> [УЗЕЛ_А] [УЗЕЛ_Б] — Отправка эхо-запросов (ICMP) от одного устройства к другому для проверки сквозной доступности.</w:t>
       </w:r>
     </w:p>
     <w:p>
@@ -429,13 +1277,41 @@
           <w:szCs w:val="24"/>
         </w:rPr>
       </w:pPr>
-      <w:r>
-        <w:rPr>
-          <w:rFonts w:ascii="Times New Roman" w:hAnsi="Times New Roman" w:cs="Times New Roman"/>
-          <w:sz w:val="24"/>
-          <w:szCs w:val="24"/>
-        </w:rPr>
-        <w:t>netlab check — Автоматический инспектор ошибок. Проверяет сеть на скрытые проблемы: конфликты IP (одинаковые адреса на разных ПК), неверно рассчитанные маски, шлюзы из чужих подсетей или физически не подключенные кабели.</w:t>
+      <w:proofErr w:type="spellStart"/>
+      <w:r>
+        <w:rPr>
+          <w:rFonts w:ascii="Times New Roman" w:hAnsi="Times New Roman" w:cs="Times New Roman"/>
+          <w:sz w:val="24"/>
+          <w:szCs w:val="24"/>
+        </w:rPr>
+        <w:t>netlab</w:t>
+      </w:r>
+      <w:proofErr w:type="spellEnd"/>
+      <w:r>
+        <w:rPr>
+          <w:rFonts w:ascii="Times New Roman" w:hAnsi="Times New Roman" w:cs="Times New Roman"/>
+          <w:sz w:val="24"/>
+          <w:szCs w:val="24"/>
+        </w:rPr>
+        <w:t xml:space="preserve"> </w:t>
+      </w:r>
+      <w:proofErr w:type="spellStart"/>
+      <w:r>
+        <w:rPr>
+          <w:rFonts w:ascii="Times New Roman" w:hAnsi="Times New Roman" w:cs="Times New Roman"/>
+          <w:sz w:val="24"/>
+          <w:szCs w:val="24"/>
+        </w:rPr>
+        <w:t>check</w:t>
+      </w:r>
+      <w:proofErr w:type="spellEnd"/>
+      <w:r>
+        <w:rPr>
+          <w:rFonts w:ascii="Times New Roman" w:hAnsi="Times New Roman" w:cs="Times New Roman"/>
+          <w:sz w:val="24"/>
+          <w:szCs w:val="24"/>
+        </w:rPr>
+        <w:t xml:space="preserve"> — Автоматический инспектор ошибок. Проверяет сеть на скрытые проблемы: конфликты IP (одинаковые адреса на разных ПК), неверно рассчитанные маски, шлюзы из чужих подсетей или физически не подключенные кабели.</w:t>
       </w:r>
     </w:p>
     <w:p>
@@ -448,9 +1324,9 @@
       </w:pPr>
     </w:p>
     <w:sectPr>
-      <w:pgSz w:w="11906" w:h="16838"/>
-      <w:pgMar w:top="720" w:right="720" w:bottom="720" w:left="720" w:header="708" w:footer="708" w:gutter="0"/>
-      <w:cols w:space="708"/>
+      <w:pgSz w:w="16838" w:h="11906" w:orient="landscape"/>
+      <w:pgMar w:top="567" w:right="567" w:bottom="567" w:left="567" w:header="709" w:footer="709" w:gutter="0"/>
+      <w:cols w:num="2" w:sep="1" w:space="1134"/>
       <w:docGrid w:linePitch="360"/>
     </w:sectPr>
   </w:body>
@@ -2280,6 +3156,7 @@
   <w:style w:type="character" w:default="1" w:styleId="a0">
     <w:name w:val="Default Paragraph Font"/>
     <w:uiPriority w:val="1"/>
+    <w:semiHidden/>
     <w:unhideWhenUsed/>
   </w:style>
   <w:style w:type="table" w:default="1" w:styleId="a1">
